--- a/pe-2026-2027/PE_VOI_2026_2027.docx
+++ b/pe-2026-2027/PE_VOI_2026_2027.docx
@@ -619,7 +619,7 @@
                 <w:b/>
                 <w:sz w:val="18"/>
               </w:rPr>
-              <w:t>ST : 7 615 000 Ar</w:t>
+              <w:t>ST : 7 795 000 Ar</w:t>
             </w:r>
           </w:p>
         </w:tc>
@@ -1685,147 +1685,6 @@
         <w:tc>
           <w:tcPr>
             <w:tcW w:type="dxa" w:w="1276"/>
-            <w:vMerge/>
-          </w:tcPr>
-          <w:p/>
-        </w:tc>
-        <w:tc>
-          <w:tcPr>
-            <w:tcW w:type="dxa" w:w="1276"/>
-            <w:vAlign w:val="center"/>
-          </w:tcPr>
-          <w:p>
-            <w:pPr>
-              <w:spacing w:after="0" w:before="0"/>
-              <w:jc w:val="left"/>
-            </w:pPr>
-            <w:r/>
-            <w:r>
-              <w:rPr>
-                <w:rFonts w:ascii="Times New Roman" w:hAnsi="Times New Roman"/>
-                <w:b w:val="0"/>
-                <w:sz w:val="18"/>
-              </w:rPr>
-              <w:t>Hetsika VFF</w:t>
-            </w:r>
-          </w:p>
-        </w:tc>
-        <w:tc>
-          <w:tcPr>
-            <w:tcW w:type="dxa" w:w="1276"/>
-            <w:vAlign w:val="center"/>
-          </w:tcPr>
-          <w:p>
-            <w:pPr>
-              <w:spacing w:after="0" w:before="0"/>
-              <w:jc w:val="center"/>
-            </w:pPr>
-            <w:r/>
-            <w:r>
-              <w:rPr>
-                <w:rFonts w:ascii="Times New Roman" w:hAnsi="Times New Roman"/>
-                <w:b w:val="0"/>
-                <w:sz w:val="18"/>
-              </w:rPr>
-              <w:t>50 000</w:t>
-            </w:r>
-          </w:p>
-        </w:tc>
-        <w:tc>
-          <w:tcPr>
-            <w:tcW w:type="dxa" w:w="1276"/>
-            <w:vAlign w:val="center"/>
-          </w:tcPr>
-          <w:p>
-            <w:pPr>
-              <w:spacing w:after="0" w:before="0"/>
-              <w:jc w:val="center"/>
-            </w:pPr>
-            <w:r/>
-            <w:r>
-              <w:rPr>
-                <w:rFonts w:ascii="Times New Roman" w:hAnsi="Times New Roman"/>
-                <w:b w:val="0"/>
-                <w:sz w:val="18"/>
-              </w:rPr>
-              <w:t>1</w:t>
-            </w:r>
-          </w:p>
-        </w:tc>
-        <w:tc>
-          <w:tcPr>
-            <w:tcW w:type="dxa" w:w="1276"/>
-            <w:vAlign w:val="center"/>
-          </w:tcPr>
-          <w:p>
-            <w:pPr>
-              <w:spacing w:after="0" w:before="0"/>
-              <w:jc w:val="center"/>
-            </w:pPr>
-            <w:r/>
-            <w:r>
-              <w:rPr>
-                <w:rFonts w:ascii="Times New Roman" w:hAnsi="Times New Roman"/>
-                <w:b w:val="0"/>
-                <w:sz w:val="18"/>
-              </w:rPr>
-              <w:t>50 000</w:t>
-            </w:r>
-          </w:p>
-        </w:tc>
-        <w:tc>
-          <w:tcPr>
-            <w:tcW w:type="dxa" w:w="1276"/>
-            <w:vMerge/>
-          </w:tcPr>
-          <w:p/>
-        </w:tc>
-        <w:tc>
-          <w:tcPr>
-            <w:tcW w:type="dxa" w:w="1276"/>
-            <w:vAlign w:val="center"/>
-          </w:tcPr>
-          <w:p>
-            <w:pPr>
-              <w:spacing w:after="0" w:before="0"/>
-              <w:jc w:val="left"/>
-            </w:pPr>
-            <w:r/>
-            <w:r>
-              <w:rPr>
-                <w:rFonts w:ascii="Times New Roman" w:hAnsi="Times New Roman"/>
-                <w:b w:val="0"/>
-                <w:sz w:val="18"/>
-              </w:rPr>
-            </w:r>
-          </w:p>
-        </w:tc>
-      </w:tr>
-      <w:tr>
-        <w:tc>
-          <w:tcPr>
-            <w:tcW w:type="dxa" w:w="1276"/>
-            <w:vAlign w:val="center"/>
-          </w:tcPr>
-          <w:p>
-            <w:pPr>
-              <w:spacing w:after="0" w:before="0"/>
-              <w:jc w:val="center"/>
-            </w:pPr>
-            <w:r/>
-            <w:r>
-              <w:rPr>
-                <w:rFonts w:ascii="Times New Roman" w:hAnsi="Times New Roman"/>
-                <w:b w:val="0"/>
-                <w:sz w:val="18"/>
-              </w:rPr>
-              <w:t>10</w:t>
-            </w:r>
-          </w:p>
-        </w:tc>
-        <w:tc>
-          <w:tcPr>
-            <w:tcW w:type="dxa" w:w="1276"/>
             <w:vAlign w:val="center"/>
           </w:tcPr>
           <w:p>
@@ -1974,7 +1833,304 @@
                 <w:b w:val="0"/>
                 <w:sz w:val="18"/>
               </w:rPr>
+              <w:t>10</w:t>
+            </w:r>
+          </w:p>
+        </w:tc>
+        <w:tc>
+          <w:tcPr>
+            <w:tcW w:type="dxa" w:w="1276"/>
+            <w:vMerge w:val="restart"/>
+            <w:vAlign w:val="center"/>
+          </w:tcPr>
+          <w:p>
+            <w:pPr>
+              <w:spacing w:after="0" w:before="0"/>
+              <w:jc w:val="left"/>
+            </w:pPr>
+            <w:r/>
+            <w:r>
+              <w:rPr>
+                <w:rFonts w:ascii="Times New Roman" w:hAnsi="Times New Roman"/>
+                <w:b w:val="0"/>
+                <w:sz w:val="16"/>
+              </w:rPr>
+              <w:t>Fampisaafoanana an-tsekoly (Fambolena)</w:t>
+            </w:r>
+          </w:p>
+        </w:tc>
+        <w:tc>
+          <w:tcPr>
+            <w:tcW w:type="dxa" w:w="1276"/>
+            <w:vAlign w:val="center"/>
+          </w:tcPr>
+          <w:p>
+            <w:pPr>
+              <w:spacing w:after="0" w:before="0"/>
+              <w:jc w:val="left"/>
+            </w:pPr>
+            <w:r/>
+            <w:r>
+              <w:rPr>
+                <w:rFonts w:ascii="Times New Roman" w:hAnsi="Times New Roman"/>
+                <w:b w:val="0"/>
+                <w:sz w:val="18"/>
+              </w:rPr>
+              <w:t>Mangahazo (tokony)</w:t>
+            </w:r>
+          </w:p>
+        </w:tc>
+        <w:tc>
+          <w:tcPr>
+            <w:tcW w:type="dxa" w:w="1276"/>
+            <w:vAlign w:val="center"/>
+          </w:tcPr>
+          <w:p>
+            <w:pPr>
+              <w:spacing w:after="0" w:before="0"/>
+              <w:jc w:val="center"/>
+            </w:pPr>
+            <w:r/>
+            <w:r>
+              <w:rPr>
+                <w:rFonts w:ascii="Times New Roman" w:hAnsi="Times New Roman"/>
+                <w:b w:val="0"/>
+                <w:sz w:val="18"/>
+              </w:rPr>
+              <w:t>1 000</w:t>
+            </w:r>
+          </w:p>
+        </w:tc>
+        <w:tc>
+          <w:tcPr>
+            <w:tcW w:type="dxa" w:w="1276"/>
+            <w:vAlign w:val="center"/>
+          </w:tcPr>
+          <w:p>
+            <w:pPr>
+              <w:spacing w:after="0" w:before="0"/>
+              <w:jc w:val="center"/>
+            </w:pPr>
+            <w:r/>
+            <w:r>
+              <w:rPr>
+                <w:rFonts w:ascii="Times New Roman" w:hAnsi="Times New Roman"/>
+                <w:b w:val="0"/>
+                <w:sz w:val="18"/>
+              </w:rPr>
+              <w:t>60</w:t>
+            </w:r>
+          </w:p>
+        </w:tc>
+        <w:tc>
+          <w:tcPr>
+            <w:tcW w:type="dxa" w:w="1276"/>
+            <w:vAlign w:val="center"/>
+          </w:tcPr>
+          <w:p>
+            <w:pPr>
+              <w:spacing w:after="0" w:before="0"/>
+              <w:jc w:val="center"/>
+            </w:pPr>
+            <w:r/>
+            <w:r>
+              <w:rPr>
+                <w:rFonts w:ascii="Times New Roman" w:hAnsi="Times New Roman"/>
+                <w:b w:val="0"/>
+                <w:sz w:val="18"/>
+              </w:rPr>
+              <w:t>60 000</w:t>
+            </w:r>
+          </w:p>
+        </w:tc>
+        <w:tc>
+          <w:tcPr>
+            <w:tcW w:type="dxa" w:w="1276"/>
+            <w:vMerge/>
+          </w:tcPr>
+          <w:p/>
+        </w:tc>
+        <w:tc>
+          <w:tcPr>
+            <w:tcW w:type="dxa" w:w="1276"/>
+            <w:vAlign w:val="center"/>
+          </w:tcPr>
+          <w:p>
+            <w:pPr>
+              <w:spacing w:after="0" w:before="0"/>
+              <w:jc w:val="left"/>
+            </w:pPr>
+            <w:r/>
+            <w:r>
+              <w:rPr>
+                <w:rFonts w:ascii="Times New Roman" w:hAnsi="Times New Roman"/>
+                <w:b w:val="0"/>
+                <w:sz w:val="18"/>
+              </w:rPr>
+            </w:r>
+          </w:p>
+        </w:tc>
+      </w:tr>
+      <w:tr>
+        <w:tc>
+          <w:tcPr>
+            <w:tcW w:type="dxa" w:w="1276"/>
+            <w:vAlign w:val="center"/>
+          </w:tcPr>
+          <w:p>
+            <w:pPr>
+              <w:spacing w:after="0" w:before="0"/>
+              <w:jc w:val="center"/>
+            </w:pPr>
+            <w:r/>
+            <w:r>
+              <w:rPr>
+                <w:rFonts w:ascii="Times New Roman" w:hAnsi="Times New Roman"/>
+                <w:b w:val="0"/>
+                <w:sz w:val="18"/>
+              </w:rPr>
               <w:t>11</w:t>
+            </w:r>
+          </w:p>
+        </w:tc>
+        <w:tc>
+          <w:tcPr>
+            <w:tcW w:type="dxa" w:w="1276"/>
+            <w:vMerge/>
+          </w:tcPr>
+          <w:p/>
+        </w:tc>
+        <w:tc>
+          <w:tcPr>
+            <w:tcW w:type="dxa" w:w="1276"/>
+            <w:vAlign w:val="center"/>
+          </w:tcPr>
+          <w:p>
+            <w:pPr>
+              <w:spacing w:after="0" w:before="0"/>
+              <w:jc w:val="left"/>
+            </w:pPr>
+            <w:r/>
+            <w:r>
+              <w:rPr>
+                <w:rFonts w:ascii="Times New Roman" w:hAnsi="Times New Roman"/>
+                <w:b w:val="0"/>
+                <w:sz w:val="18"/>
+              </w:rPr>
+              <w:t>Siramamy (kg)</w:t>
+            </w:r>
+          </w:p>
+        </w:tc>
+        <w:tc>
+          <w:tcPr>
+            <w:tcW w:type="dxa" w:w="1276"/>
+            <w:vAlign w:val="center"/>
+          </w:tcPr>
+          <w:p>
+            <w:pPr>
+              <w:spacing w:after="0" w:before="0"/>
+              <w:jc w:val="center"/>
+            </w:pPr>
+            <w:r/>
+            <w:r>
+              <w:rPr>
+                <w:rFonts w:ascii="Times New Roman" w:hAnsi="Times New Roman"/>
+                <w:b w:val="0"/>
+                <w:sz w:val="18"/>
+              </w:rPr>
+              <w:t>6 000</w:t>
+            </w:r>
+          </w:p>
+        </w:tc>
+        <w:tc>
+          <w:tcPr>
+            <w:tcW w:type="dxa" w:w="1276"/>
+            <w:vAlign w:val="center"/>
+          </w:tcPr>
+          <w:p>
+            <w:pPr>
+              <w:spacing w:after="0" w:before="0"/>
+              <w:jc w:val="center"/>
+            </w:pPr>
+            <w:r/>
+            <w:r>
+              <w:rPr>
+                <w:rFonts w:ascii="Times New Roman" w:hAnsi="Times New Roman"/>
+                <w:b w:val="0"/>
+                <w:sz w:val="18"/>
+              </w:rPr>
+              <w:t>20</w:t>
+            </w:r>
+          </w:p>
+        </w:tc>
+        <w:tc>
+          <w:tcPr>
+            <w:tcW w:type="dxa" w:w="1276"/>
+            <w:vAlign w:val="center"/>
+          </w:tcPr>
+          <w:p>
+            <w:pPr>
+              <w:spacing w:after="0" w:before="0"/>
+              <w:jc w:val="center"/>
+            </w:pPr>
+            <w:r/>
+            <w:r>
+              <w:rPr>
+                <w:rFonts w:ascii="Times New Roman" w:hAnsi="Times New Roman"/>
+                <w:b w:val="0"/>
+                <w:sz w:val="18"/>
+              </w:rPr>
+              <w:t>120 000</w:t>
+            </w:r>
+          </w:p>
+        </w:tc>
+        <w:tc>
+          <w:tcPr>
+            <w:tcW w:type="dxa" w:w="1276"/>
+            <w:vMerge/>
+          </w:tcPr>
+          <w:p/>
+        </w:tc>
+        <w:tc>
+          <w:tcPr>
+            <w:tcW w:type="dxa" w:w="1276"/>
+            <w:vAlign w:val="center"/>
+          </w:tcPr>
+          <w:p>
+            <w:pPr>
+              <w:spacing w:after="0" w:before="0"/>
+              <w:jc w:val="left"/>
+            </w:pPr>
+            <w:r/>
+            <w:r>
+              <w:rPr>
+                <w:rFonts w:ascii="Times New Roman" w:hAnsi="Times New Roman"/>
+                <w:b w:val="0"/>
+                <w:sz w:val="18"/>
+              </w:rPr>
+            </w:r>
+          </w:p>
+        </w:tc>
+      </w:tr>
+      <w:tr>
+        <w:tc>
+          <w:tcPr>
+            <w:tcW w:type="dxa" w:w="1276"/>
+            <w:vAlign w:val="center"/>
+          </w:tcPr>
+          <w:p>
+            <w:pPr>
+              <w:spacing w:after="0" w:before="0"/>
+              <w:jc w:val="center"/>
+            </w:pPr>
+            <w:r/>
+            <w:r>
+              <w:rPr>
+                <w:rFonts w:ascii="Times New Roman" w:hAnsi="Times New Roman"/>
+                <w:b w:val="0"/>
+                <w:sz w:val="18"/>
+              </w:rPr>
+              <w:t>12</w:t>
             </w:r>
           </w:p>
         </w:tc>
@@ -1995,7 +2151,7 @@
                 <w:b w:val="0"/>
                 <w:sz w:val="16"/>
               </w:rPr>
-              <w:t>Fampisaafoanana an-tsekoly (Fambolena vomanga)</w:t>
+              <w:t>Fampandraharana ny VFF</w:t>
             </w:r>
           </w:p>
         </w:tc>
@@ -2016,7 +2172,7 @@
                 <w:b w:val="0"/>
                 <w:sz w:val="18"/>
               </w:rPr>
-              <w:t>Fambolena vomanga</w:t>
+              <w:t>Hetsika VFF</w:t>
             </w:r>
           </w:p>
         </w:tc>
@@ -2037,7 +2193,7 @@
                 <w:b w:val="0"/>
                 <w:sz w:val="18"/>
               </w:rPr>
-              <w:t>N/A</w:t>
+              <w:t>50 000</w:t>
             </w:r>
           </w:p>
         </w:tc>
@@ -2058,7 +2214,7 @@
                 <w:b w:val="0"/>
                 <w:sz w:val="18"/>
               </w:rPr>
-              <w:t>N/A</w:t>
+              <w:t>1</w:t>
             </w:r>
           </w:p>
         </w:tc>
@@ -2079,7 +2235,7 @@
                 <w:b w:val="0"/>
                 <w:sz w:val="18"/>
               </w:rPr>
-              <w:t>N/A</w:t>
+              <w:t>50 000</w:t>
             </w:r>
           </w:p>
         </w:tc>
@@ -2121,7 +2277,7 @@
           <w:rFonts w:ascii="Times New Roman" w:hAnsi="Times New Roman"/>
           <w:sz w:val="20"/>
         </w:rPr>
-        <w:t>Nofaranana tamin’ny tetibola : dimy arivo sy iray alina sy enina hetsy sy fito tapitrisa Ariary (Ar 7 615 000)</w:t>
+        <w:t>Nofaranana tamin’ny tetibola : dimy arivo sy sivy alina sy fito hetsy sy fito tapitrisa Ariary (Ar 7 795 000)</w:t>
       </w:r>
     </w:p>
     <w:p>

--- a/pe-2026-2027/PE_VOI_2026_2027.docx
+++ b/pe-2026-2027/PE_VOI_2026_2027.docx
@@ -214,6 +214,7 @@
               <w:rPr>
                 <w:rFonts w:ascii="Times New Roman" w:hAnsi="Times New Roman"/>
                 <w:b/>
+                <w:i w:val="0"/>
                 <w:sz w:val="18"/>
               </w:rPr>
               <w:t>N°</w:t>
@@ -236,6 +237,7 @@
               <w:rPr>
                 <w:rFonts w:ascii="Times New Roman" w:hAnsi="Times New Roman"/>
                 <w:b/>
+                <w:i w:val="0"/>
                 <w:sz w:val="18"/>
               </w:rPr>
               <w:t>LAHASA</w:t>
@@ -258,6 +260,7 @@
               <w:rPr>
                 <w:rFonts w:ascii="Times New Roman" w:hAnsi="Times New Roman"/>
                 <w:b/>
+                <w:i w:val="0"/>
                 <w:sz w:val="18"/>
               </w:rPr>
               <w:t>KARAZANY</w:t>
@@ -280,6 +283,7 @@
               <w:rPr>
                 <w:rFonts w:ascii="Times New Roman" w:hAnsi="Times New Roman"/>
                 <w:b/>
+                <w:i w:val="0"/>
                 <w:sz w:val="18"/>
               </w:rPr>
               <w:t>TETIBIDY</w:t>
@@ -302,6 +306,7 @@
               <w:rPr>
                 <w:rFonts w:ascii="Times New Roman" w:hAnsi="Times New Roman"/>
                 <w:b/>
+                <w:i w:val="0"/>
                 <w:sz w:val="18"/>
               </w:rPr>
               <w:t>LOHARANO</w:t>
@@ -316,6 +321,7 @@
               <w:rPr>
                 <w:rFonts w:ascii="Times New Roman" w:hAnsi="Times New Roman"/>
                 <w:b/>
+                <w:i w:val="0"/>
                 <w:sz w:val="18"/>
               </w:rPr>
               <w:t>NIAVIAN’NY</w:t>
@@ -330,6 +336,7 @@
               <w:rPr>
                 <w:rFonts w:ascii="Times New Roman" w:hAnsi="Times New Roman"/>
                 <w:b/>
+                <w:i w:val="0"/>
                 <w:sz w:val="18"/>
               </w:rPr>
               <w:t>VOLA</w:t>
@@ -352,6 +359,7 @@
               <w:rPr>
                 <w:rFonts w:ascii="Times New Roman" w:hAnsi="Times New Roman"/>
                 <w:b/>
+                <w:i w:val="0"/>
                 <w:sz w:val="18"/>
               </w:rPr>
               <w:t>FANAMARIHANA</w:t>
@@ -396,6 +404,7 @@
               <w:rPr>
                 <w:rFonts w:ascii="Times New Roman" w:hAnsi="Times New Roman"/>
                 <w:b/>
+                <w:i w:val="0"/>
                 <w:sz w:val="18"/>
               </w:rPr>
               <w:t>Vidin’ny iray</w:t>
@@ -417,6 +426,7 @@
               <w:rPr>
                 <w:rFonts w:ascii="Times New Roman" w:hAnsi="Times New Roman"/>
                 <w:b/>
+                <w:i w:val="0"/>
                 <w:sz w:val="18"/>
               </w:rPr>
               <w:t>Isany</w:t>
@@ -438,6 +448,7 @@
               <w:rPr>
                 <w:rFonts w:ascii="Times New Roman" w:hAnsi="Times New Roman"/>
                 <w:b/>
+                <w:i w:val="0"/>
                 <w:sz w:val="18"/>
               </w:rPr>
               <w:t>Totaly</w:t>
@@ -475,6 +486,7 @@
               <w:rPr>
                 <w:rFonts w:ascii="Times New Roman" w:hAnsi="Times New Roman"/>
                 <w:b w:val="0"/>
+                <w:i w:val="0"/>
                 <w:sz w:val="18"/>
               </w:rPr>
               <w:t>1</w:t>
@@ -497,6 +509,7 @@
               <w:rPr>
                 <w:rFonts w:ascii="Times New Roman" w:hAnsi="Times New Roman"/>
                 <w:b w:val="0"/>
+                <w:i w:val="0"/>
                 <w:sz w:val="16"/>
               </w:rPr>
               <w:t>Tontolo ianarana / fitaovana — Fanamboarana trano mpampianatra (logement)</w:t>
@@ -518,6 +531,7 @@
               <w:rPr>
                 <w:rFonts w:ascii="Times New Roman" w:hAnsi="Times New Roman"/>
                 <w:b w:val="0"/>
+                <w:i w:val="0"/>
                 <w:sz w:val="18"/>
               </w:rPr>
               <w:t>Andry</w:t>
@@ -539,6 +553,7 @@
               <w:rPr>
                 <w:rFonts w:ascii="Times New Roman" w:hAnsi="Times New Roman"/>
                 <w:b w:val="0"/>
+                <w:i w:val="0"/>
                 <w:sz w:val="18"/>
               </w:rPr>
               <w:t>6 000</w:t>
@@ -560,6 +575,7 @@
               <w:rPr>
                 <w:rFonts w:ascii="Times New Roman" w:hAnsi="Times New Roman"/>
                 <w:b w:val="0"/>
+                <w:i w:val="0"/>
                 <w:sz w:val="18"/>
               </w:rPr>
               <w:t>60</w:t>
@@ -581,6 +597,7 @@
               <w:rPr>
                 <w:rFonts w:ascii="Times New Roman" w:hAnsi="Times New Roman"/>
                 <w:b w:val="0"/>
+                <w:i w:val="0"/>
                 <w:sz w:val="18"/>
               </w:rPr>
               <w:t>360 000</w:t>
@@ -603,6 +620,7 @@
               <w:rPr>
                 <w:rFonts w:ascii="Times New Roman" w:hAnsi="Times New Roman"/>
                 <w:b/>
+                <w:i w:val="0"/>
                 <w:sz w:val="18"/>
               </w:rPr>
               <w:t>VOI</w:t>
@@ -617,6 +635,7 @@
               <w:rPr>
                 <w:rFonts w:ascii="Times New Roman" w:hAnsi="Times New Roman"/>
                 <w:b/>
+                <w:i/>
                 <w:sz w:val="18"/>
               </w:rPr>
               <w:t>ST : 7 795 000 Ar</w:t>
@@ -638,6 +657,7 @@
               <w:rPr>
                 <w:rFonts w:ascii="Times New Roman" w:hAnsi="Times New Roman"/>
                 <w:b w:val="0"/>
+                <w:i w:val="0"/>
                 <w:sz w:val="18"/>
               </w:rPr>
             </w:r>
@@ -660,6 +680,7 @@
               <w:rPr>
                 <w:rFonts w:ascii="Times New Roman" w:hAnsi="Times New Roman"/>
                 <w:b w:val="0"/>
+                <w:i w:val="0"/>
                 <w:sz w:val="18"/>
               </w:rPr>
               <w:t>2</w:t>
@@ -688,6 +709,7 @@
               <w:rPr>
                 <w:rFonts w:ascii="Times New Roman" w:hAnsi="Times New Roman"/>
                 <w:b w:val="0"/>
+                <w:i w:val="0"/>
                 <w:sz w:val="18"/>
               </w:rPr>
               <w:t>Chevron</w:t>
@@ -709,6 +731,7 @@
               <w:rPr>
                 <w:rFonts w:ascii="Times New Roman" w:hAnsi="Times New Roman"/>
                 <w:b w:val="0"/>
+                <w:i w:val="0"/>
                 <w:sz w:val="18"/>
               </w:rPr>
               <w:t>6 000</w:t>
@@ -730,6 +753,7 @@
               <w:rPr>
                 <w:rFonts w:ascii="Times New Roman" w:hAnsi="Times New Roman"/>
                 <w:b w:val="0"/>
+                <w:i w:val="0"/>
                 <w:sz w:val="18"/>
               </w:rPr>
               <w:t>45</w:t>
@@ -751,6 +775,7 @@
               <w:rPr>
                 <w:rFonts w:ascii="Times New Roman" w:hAnsi="Times New Roman"/>
                 <w:b w:val="0"/>
+                <w:i w:val="0"/>
                 <w:sz w:val="18"/>
               </w:rPr>
               <w:t>270 000</w:t>
@@ -779,6 +804,7 @@
               <w:rPr>
                 <w:rFonts w:ascii="Times New Roman" w:hAnsi="Times New Roman"/>
                 <w:b w:val="0"/>
+                <w:i w:val="0"/>
                 <w:sz w:val="18"/>
               </w:rPr>
             </w:r>
@@ -801,6 +827,7 @@
               <w:rPr>
                 <w:rFonts w:ascii="Times New Roman" w:hAnsi="Times New Roman"/>
                 <w:b w:val="0"/>
+                <w:i w:val="0"/>
                 <w:sz w:val="18"/>
               </w:rPr>
               <w:t>3</w:t>
@@ -829,6 +856,7 @@
               <w:rPr>
                 <w:rFonts w:ascii="Times New Roman" w:hAnsi="Times New Roman"/>
                 <w:b w:val="0"/>
+                <w:i w:val="0"/>
                 <w:sz w:val="18"/>
               </w:rPr>
               <w:t>Tôle 2,50</w:t>
@@ -850,6 +878,7 @@
               <w:rPr>
                 <w:rFonts w:ascii="Times New Roman" w:hAnsi="Times New Roman"/>
                 <w:b w:val="0"/>
+                <w:i w:val="0"/>
                 <w:sz w:val="18"/>
               </w:rPr>
               <w:t>40 000</w:t>
@@ -871,6 +900,7 @@
               <w:rPr>
                 <w:rFonts w:ascii="Times New Roman" w:hAnsi="Times New Roman"/>
                 <w:b w:val="0"/>
+                <w:i w:val="0"/>
                 <w:sz w:val="18"/>
               </w:rPr>
               <w:t>30</w:t>
@@ -892,6 +922,7 @@
               <w:rPr>
                 <w:rFonts w:ascii="Times New Roman" w:hAnsi="Times New Roman"/>
                 <w:b w:val="0"/>
+                <w:i w:val="0"/>
                 <w:sz w:val="18"/>
               </w:rPr>
               <w:t>1 200 000</w:t>
@@ -920,6 +951,7 @@
               <w:rPr>
                 <w:rFonts w:ascii="Times New Roman" w:hAnsi="Times New Roman"/>
                 <w:b w:val="0"/>
+                <w:i w:val="0"/>
                 <w:sz w:val="18"/>
               </w:rPr>
             </w:r>
@@ -942,6 +974,7 @@
               <w:rPr>
                 <w:rFonts w:ascii="Times New Roman" w:hAnsi="Times New Roman"/>
                 <w:b w:val="0"/>
+                <w:i w:val="0"/>
                 <w:sz w:val="18"/>
               </w:rPr>
               <w:t>4</w:t>
@@ -970,6 +1003,7 @@
               <w:rPr>
                 <w:rFonts w:ascii="Times New Roman" w:hAnsi="Times New Roman"/>
                 <w:b w:val="0"/>
+                <w:i w:val="0"/>
                 <w:sz w:val="18"/>
               </w:rPr>
               <w:t>Pointe tôle</w:t>
@@ -991,6 +1025,7 @@
               <w:rPr>
                 <w:rFonts w:ascii="Times New Roman" w:hAnsi="Times New Roman"/>
                 <w:b w:val="0"/>
+                <w:i w:val="0"/>
                 <w:sz w:val="18"/>
               </w:rPr>
               <w:t>9 000</w:t>
@@ -1012,6 +1047,7 @@
               <w:rPr>
                 <w:rFonts w:ascii="Times New Roman" w:hAnsi="Times New Roman"/>
                 <w:b w:val="0"/>
+                <w:i w:val="0"/>
                 <w:sz w:val="18"/>
               </w:rPr>
               <w:t>3</w:t>
@@ -1033,6 +1069,7 @@
               <w:rPr>
                 <w:rFonts w:ascii="Times New Roman" w:hAnsi="Times New Roman"/>
                 <w:b w:val="0"/>
+                <w:i w:val="0"/>
                 <w:sz w:val="18"/>
               </w:rPr>
               <w:t>27 000</w:t>
@@ -1061,6 +1098,7 @@
               <w:rPr>
                 <w:rFonts w:ascii="Times New Roman" w:hAnsi="Times New Roman"/>
                 <w:b w:val="0"/>
+                <w:i w:val="0"/>
                 <w:sz w:val="18"/>
               </w:rPr>
             </w:r>
@@ -1083,6 +1121,7 @@
               <w:rPr>
                 <w:rFonts w:ascii="Times New Roman" w:hAnsi="Times New Roman"/>
                 <w:b w:val="0"/>
+                <w:i w:val="0"/>
                 <w:sz w:val="18"/>
               </w:rPr>
               <w:t>5</w:t>
@@ -1104,6 +1143,7 @@
               <w:rPr>
                 <w:rFonts w:ascii="Times New Roman" w:hAnsi="Times New Roman"/>
                 <w:b w:val="0"/>
+                <w:i w:val="0"/>
                 <w:sz w:val="16"/>
               </w:rPr>
               <w:t>Kalitaom-pampianarana sy fianarana — Fandraisana mpampianatra</w:t>
@@ -1125,6 +1165,7 @@
               <w:rPr>
                 <w:rFonts w:ascii="Times New Roman" w:hAnsi="Times New Roman"/>
                 <w:b w:val="0"/>
+                <w:i w:val="0"/>
                 <w:sz w:val="18"/>
               </w:rPr>
               <w:t>Karamana mpampianatra</w:t>
@@ -1146,6 +1187,7 @@
               <w:rPr>
                 <w:rFonts w:ascii="Times New Roman" w:hAnsi="Times New Roman"/>
                 <w:b w:val="0"/>
+                <w:i w:val="0"/>
                 <w:sz w:val="18"/>
               </w:rPr>
               <w:t>1 250 000</w:t>
@@ -1167,6 +1209,7 @@
               <w:rPr>
                 <w:rFonts w:ascii="Times New Roman" w:hAnsi="Times New Roman"/>
                 <w:b w:val="0"/>
+                <w:i w:val="0"/>
                 <w:sz w:val="18"/>
               </w:rPr>
               <w:t>4</w:t>
@@ -1188,6 +1231,7 @@
               <w:rPr>
                 <w:rFonts w:ascii="Times New Roman" w:hAnsi="Times New Roman"/>
                 <w:b w:val="0"/>
+                <w:i w:val="0"/>
                 <w:sz w:val="18"/>
               </w:rPr>
               <w:t>5 000 000</w:t>
@@ -1216,6 +1260,7 @@
               <w:rPr>
                 <w:rFonts w:ascii="Times New Roman" w:hAnsi="Times New Roman"/>
                 <w:b w:val="0"/>
+                <w:i w:val="0"/>
                 <w:sz w:val="18"/>
               </w:rPr>
             </w:r>
@@ -1238,6 +1283,7 @@
               <w:rPr>
                 <w:rFonts w:ascii="Times New Roman" w:hAnsi="Times New Roman"/>
                 <w:b w:val="0"/>
+                <w:i w:val="0"/>
                 <w:sz w:val="18"/>
               </w:rPr>
               <w:t>6</w:t>
@@ -1260,6 +1306,7 @@
               <w:rPr>
                 <w:rFonts w:ascii="Times New Roman" w:hAnsi="Times New Roman"/>
                 <w:b w:val="0"/>
+                <w:i w:val="0"/>
                 <w:sz w:val="16"/>
               </w:rPr>
               <w:t>Famonjena Journées Pédagogiques (JP) sy Sports scolaires</w:t>
@@ -1281,6 +1328,7 @@
               <w:rPr>
                 <w:rFonts w:ascii="Times New Roman" w:hAnsi="Times New Roman"/>
                 <w:b w:val="0"/>
+                <w:i w:val="0"/>
                 <w:sz w:val="18"/>
               </w:rPr>
               <w:t>Journées Pédagogiques</w:t>
@@ -1302,6 +1350,7 @@
               <w:rPr>
                 <w:rFonts w:ascii="Times New Roman" w:hAnsi="Times New Roman"/>
                 <w:b w:val="0"/>
+                <w:i w:val="0"/>
                 <w:sz w:val="18"/>
               </w:rPr>
               <w:t>72 000</w:t>
@@ -1323,6 +1372,7 @@
               <w:rPr>
                 <w:rFonts w:ascii="Times New Roman" w:hAnsi="Times New Roman"/>
                 <w:b w:val="0"/>
+                <w:i w:val="0"/>
                 <w:sz w:val="18"/>
               </w:rPr>
               <w:t>5</w:t>
@@ -1344,6 +1394,7 @@
               <w:rPr>
                 <w:rFonts w:ascii="Times New Roman" w:hAnsi="Times New Roman"/>
                 <w:b w:val="0"/>
+                <w:i w:val="0"/>
                 <w:sz w:val="18"/>
               </w:rPr>
               <w:t>360 000</w:t>
@@ -1372,6 +1423,7 @@
               <w:rPr>
                 <w:rFonts w:ascii="Times New Roman" w:hAnsi="Times New Roman"/>
                 <w:b w:val="0"/>
+                <w:i w:val="0"/>
                 <w:sz w:val="18"/>
               </w:rPr>
             </w:r>
@@ -1394,6 +1446,7 @@
               <w:rPr>
                 <w:rFonts w:ascii="Times New Roman" w:hAnsi="Times New Roman"/>
                 <w:b w:val="0"/>
+                <w:i w:val="0"/>
                 <w:sz w:val="18"/>
               </w:rPr>
               <w:t>7</w:t>
@@ -1422,6 +1475,7 @@
               <w:rPr>
                 <w:rFonts w:ascii="Times New Roman" w:hAnsi="Times New Roman"/>
                 <w:b w:val="0"/>
+                <w:i w:val="0"/>
                 <w:sz w:val="18"/>
               </w:rPr>
               <w:t>Sports scolaires</w:t>
@@ -1443,6 +1497,7 @@
               <w:rPr>
                 <w:rFonts w:ascii="Times New Roman" w:hAnsi="Times New Roman"/>
                 <w:b w:val="0"/>
+                <w:i w:val="0"/>
                 <w:sz w:val="18"/>
               </w:rPr>
               <w:t>50 000</w:t>
@@ -1464,6 +1519,7 @@
               <w:rPr>
                 <w:rFonts w:ascii="Times New Roman" w:hAnsi="Times New Roman"/>
                 <w:b w:val="0"/>
+                <w:i w:val="0"/>
                 <w:sz w:val="18"/>
               </w:rPr>
               <w:t>5</w:t>
@@ -1485,6 +1541,7 @@
               <w:rPr>
                 <w:rFonts w:ascii="Times New Roman" w:hAnsi="Times New Roman"/>
                 <w:b w:val="0"/>
+                <w:i w:val="0"/>
                 <w:sz w:val="18"/>
               </w:rPr>
               <w:t>250 000</w:t>
@@ -1513,6 +1570,7 @@
               <w:rPr>
                 <w:rFonts w:ascii="Times New Roman" w:hAnsi="Times New Roman"/>
                 <w:b w:val="0"/>
+                <w:i w:val="0"/>
                 <w:sz w:val="18"/>
               </w:rPr>
             </w:r>
@@ -1535,6 +1593,7 @@
               <w:rPr>
                 <w:rFonts w:ascii="Times New Roman" w:hAnsi="Times New Roman"/>
                 <w:b w:val="0"/>
+                <w:i w:val="0"/>
                 <w:sz w:val="18"/>
               </w:rPr>
               <w:t>8</w:t>
@@ -1563,6 +1622,7 @@
               <w:rPr>
                 <w:rFonts w:ascii="Times New Roman" w:hAnsi="Times New Roman"/>
                 <w:b w:val="0"/>
+                <w:i w:val="0"/>
                 <w:sz w:val="18"/>
               </w:rPr>
               <w:t>Hetsika « vokatra »</w:t>
@@ -1584,6 +1644,7 @@
               <w:rPr>
                 <w:rFonts w:ascii="Times New Roman" w:hAnsi="Times New Roman"/>
                 <w:b w:val="0"/>
+                <w:i w:val="0"/>
                 <w:sz w:val="18"/>
               </w:rPr>
               <w:t>35 000</w:t>
@@ -1605,6 +1666,7 @@
               <w:rPr>
                 <w:rFonts w:ascii="Times New Roman" w:hAnsi="Times New Roman"/>
                 <w:b w:val="0"/>
+                <w:i w:val="0"/>
                 <w:sz w:val="18"/>
               </w:rPr>
               <w:t>2</w:t>
@@ -1626,6 +1688,7 @@
               <w:rPr>
                 <w:rFonts w:ascii="Times New Roman" w:hAnsi="Times New Roman"/>
                 <w:b w:val="0"/>
+                <w:i w:val="0"/>
                 <w:sz w:val="18"/>
               </w:rPr>
               <w:t>70 000</w:t>
@@ -1654,6 +1717,7 @@
               <w:rPr>
                 <w:rFonts w:ascii="Times New Roman" w:hAnsi="Times New Roman"/>
                 <w:b w:val="0"/>
+                <w:i w:val="0"/>
                 <w:sz w:val="18"/>
               </w:rPr>
             </w:r>
@@ -1676,6 +1740,7 @@
               <w:rPr>
                 <w:rFonts w:ascii="Times New Roman" w:hAnsi="Times New Roman"/>
                 <w:b w:val="0"/>
+                <w:i w:val="0"/>
                 <w:sz w:val="18"/>
               </w:rPr>
               <w:t>9</w:t>
@@ -1697,6 +1762,7 @@
               <w:rPr>
                 <w:rFonts w:ascii="Times New Roman" w:hAnsi="Times New Roman"/>
                 <w:b w:val="0"/>
+                <w:i w:val="0"/>
                 <w:sz w:val="16"/>
               </w:rPr>
               <w:t>Fandoavana ny fiantohana « Pascoma »</w:t>
@@ -1718,6 +1784,7 @@
               <w:rPr>
                 <w:rFonts w:ascii="Times New Roman" w:hAnsi="Times New Roman"/>
                 <w:b w:val="0"/>
+                <w:i w:val="0"/>
                 <w:sz w:val="18"/>
               </w:rPr>
               <w:t>Pascoma</w:t>
@@ -1739,6 +1806,7 @@
               <w:rPr>
                 <w:rFonts w:ascii="Times New Roman" w:hAnsi="Times New Roman"/>
                 <w:b w:val="0"/>
+                <w:i w:val="0"/>
                 <w:sz w:val="18"/>
               </w:rPr>
               <w:t>200</w:t>
@@ -1760,6 +1828,7 @@
               <w:rPr>
                 <w:rFonts w:ascii="Times New Roman" w:hAnsi="Times New Roman"/>
                 <w:b w:val="0"/>
+                <w:i w:val="0"/>
                 <w:sz w:val="18"/>
               </w:rPr>
               <w:t>140</w:t>
@@ -1781,6 +1850,7 @@
               <w:rPr>
                 <w:rFonts w:ascii="Times New Roman" w:hAnsi="Times New Roman"/>
                 <w:b w:val="0"/>
+                <w:i w:val="0"/>
                 <w:sz w:val="18"/>
               </w:rPr>
               <w:t>28 000</w:t>
@@ -1809,6 +1879,7 @@
               <w:rPr>
                 <w:rFonts w:ascii="Times New Roman" w:hAnsi="Times New Roman"/>
                 <w:b w:val="0"/>
+                <w:i w:val="0"/>
                 <w:sz w:val="18"/>
               </w:rPr>
             </w:r>
@@ -1831,6 +1902,7 @@
               <w:rPr>
                 <w:rFonts w:ascii="Times New Roman" w:hAnsi="Times New Roman"/>
                 <w:b w:val="0"/>
+                <w:i w:val="0"/>
                 <w:sz w:val="18"/>
               </w:rPr>
               <w:t>10</w:t>
@@ -1853,6 +1925,7 @@
               <w:rPr>
                 <w:rFonts w:ascii="Times New Roman" w:hAnsi="Times New Roman"/>
                 <w:b w:val="0"/>
+                <w:i w:val="0"/>
                 <w:sz w:val="16"/>
               </w:rPr>
               <w:t>Fampisaafoanana an-tsekoly (Fambolena)</w:t>
@@ -1874,6 +1947,7 @@
               <w:rPr>
                 <w:rFonts w:ascii="Times New Roman" w:hAnsi="Times New Roman"/>
                 <w:b w:val="0"/>
+                <w:i w:val="0"/>
                 <w:sz w:val="18"/>
               </w:rPr>
               <w:t>Mangahazo (tokony)</w:t>
@@ -1895,6 +1969,7 @@
               <w:rPr>
                 <w:rFonts w:ascii="Times New Roman" w:hAnsi="Times New Roman"/>
                 <w:b w:val="0"/>
+                <w:i w:val="0"/>
                 <w:sz w:val="18"/>
               </w:rPr>
               <w:t>1 000</w:t>
@@ -1916,6 +1991,7 @@
               <w:rPr>
                 <w:rFonts w:ascii="Times New Roman" w:hAnsi="Times New Roman"/>
                 <w:b w:val="0"/>
+                <w:i w:val="0"/>
                 <w:sz w:val="18"/>
               </w:rPr>
               <w:t>60</w:t>
@@ -1937,6 +2013,7 @@
               <w:rPr>
                 <w:rFonts w:ascii="Times New Roman" w:hAnsi="Times New Roman"/>
                 <w:b w:val="0"/>
+                <w:i w:val="0"/>
                 <w:sz w:val="18"/>
               </w:rPr>
               <w:t>60 000</w:t>
@@ -1965,6 +2042,7 @@
               <w:rPr>
                 <w:rFonts w:ascii="Times New Roman" w:hAnsi="Times New Roman"/>
                 <w:b w:val="0"/>
+                <w:i w:val="0"/>
                 <w:sz w:val="18"/>
               </w:rPr>
             </w:r>
@@ -1987,6 +2065,7 @@
               <w:rPr>
                 <w:rFonts w:ascii="Times New Roman" w:hAnsi="Times New Roman"/>
                 <w:b w:val="0"/>
+                <w:i w:val="0"/>
                 <w:sz w:val="18"/>
               </w:rPr>
               <w:t>11</w:t>
@@ -2015,6 +2094,7 @@
               <w:rPr>
                 <w:rFonts w:ascii="Times New Roman" w:hAnsi="Times New Roman"/>
                 <w:b w:val="0"/>
+                <w:i w:val="0"/>
                 <w:sz w:val="18"/>
               </w:rPr>
               <w:t>Siramamy (kg)</w:t>
@@ -2036,6 +2116,7 @@
               <w:rPr>
                 <w:rFonts w:ascii="Times New Roman" w:hAnsi="Times New Roman"/>
                 <w:b w:val="0"/>
+                <w:i w:val="0"/>
                 <w:sz w:val="18"/>
               </w:rPr>
               <w:t>6 000</w:t>
@@ -2057,6 +2138,7 @@
               <w:rPr>
                 <w:rFonts w:ascii="Times New Roman" w:hAnsi="Times New Roman"/>
                 <w:b w:val="0"/>
+                <w:i w:val="0"/>
                 <w:sz w:val="18"/>
               </w:rPr>
               <w:t>20</w:t>
@@ -2078,6 +2160,7 @@
               <w:rPr>
                 <w:rFonts w:ascii="Times New Roman" w:hAnsi="Times New Roman"/>
                 <w:b w:val="0"/>
+                <w:i w:val="0"/>
                 <w:sz w:val="18"/>
               </w:rPr>
               <w:t>120 000</w:t>
@@ -2106,6 +2189,7 @@
               <w:rPr>
                 <w:rFonts w:ascii="Times New Roman" w:hAnsi="Times New Roman"/>
                 <w:b w:val="0"/>
+                <w:i w:val="0"/>
                 <w:sz w:val="18"/>
               </w:rPr>
             </w:r>
@@ -2128,6 +2212,7 @@
               <w:rPr>
                 <w:rFonts w:ascii="Times New Roman" w:hAnsi="Times New Roman"/>
                 <w:b w:val="0"/>
+                <w:i w:val="0"/>
                 <w:sz w:val="18"/>
               </w:rPr>
               <w:t>12</w:t>
@@ -2149,6 +2234,7 @@
               <w:rPr>
                 <w:rFonts w:ascii="Times New Roman" w:hAnsi="Times New Roman"/>
                 <w:b w:val="0"/>
+                <w:i w:val="0"/>
                 <w:sz w:val="16"/>
               </w:rPr>
               <w:t>Fampandraharana ny VFF</w:t>
@@ -2170,6 +2256,7 @@
               <w:rPr>
                 <w:rFonts w:ascii="Times New Roman" w:hAnsi="Times New Roman"/>
                 <w:b w:val="0"/>
+                <w:i w:val="0"/>
                 <w:sz w:val="18"/>
               </w:rPr>
               <w:t>Hetsika VFF</w:t>
@@ -2191,6 +2278,7 @@
               <w:rPr>
                 <w:rFonts w:ascii="Times New Roman" w:hAnsi="Times New Roman"/>
                 <w:b w:val="0"/>
+                <w:i w:val="0"/>
                 <w:sz w:val="18"/>
               </w:rPr>
               <w:t>50 000</w:t>
@@ -2212,6 +2300,7 @@
               <w:rPr>
                 <w:rFonts w:ascii="Times New Roman" w:hAnsi="Times New Roman"/>
                 <w:b w:val="0"/>
+                <w:i w:val="0"/>
                 <w:sz w:val="18"/>
               </w:rPr>
               <w:t>1</w:t>
@@ -2233,6 +2322,7 @@
               <w:rPr>
                 <w:rFonts w:ascii="Times New Roman" w:hAnsi="Times New Roman"/>
                 <w:b w:val="0"/>
+                <w:i w:val="0"/>
                 <w:sz w:val="18"/>
               </w:rPr>
               <w:t>50 000</w:t>
@@ -2261,6 +2351,7 @@
               <w:rPr>
                 <w:rFonts w:ascii="Times New Roman" w:hAnsi="Times New Roman"/>
                 <w:b w:val="0"/>
+                <w:i w:val="0"/>
                 <w:sz w:val="18"/>
               </w:rPr>
             </w:r>
